--- a/content/Bios/Don_Stengel.docx
+++ b/content/Bios/Don_Stengel.docx
@@ -1,182 +1,8 @@
 
 <file path=word/document.xml><?xml version="1.0" encoding="utf-8"?>
-<w:document xmlns:w14="http://schemas.microsoft.com/office/word/2010/wordml" xmlns:wp14="http://schemas.microsoft.com/office/word/2010/wordprocessingDrawing" xmlns:w="http://schemas.openxmlformats.org/wordprocessingml/2006/main" xmlns:m="http://schemas.openxmlformats.org/officeDocument/2006/math" xmlns:r="http://schemas.openxmlformats.org/officeDocument/2006/relationships" xmlns:o="urn:schemas-microsoft-com:office:office" xmlns:v="urn:schemas-microsoft-com:vml" xmlns:w10="urn:schemas-microsoft-com:office:word" xmlns:a="http://schemas.openxmlformats.org/drawingml/2006/main" xmlns:pic="http://schemas.openxmlformats.org/drawingml/2006/picture" xmlns:wp="http://schemas.openxmlformats.org/drawingml/2006/wordprocessingDrawing" xmlns:mc="http://schemas.openxmlformats.org/markup-compatibility/2006" mc:Ignorable="w14 wp14">
+<w:document xmlns:ns1="http://schemas.openxmlformats.org/markup-compatibility/2006" xmlns:ns2="http://schemas.microsoft.com/office/word/2010/wordml" xmlns:w="http://schemas.openxmlformats.org/wordprocessingml/2006/main" ns1:Ignorable="w14 wp14">
   <w:body>
-    <w:p xmlns:wp14="http://schemas.microsoft.com/office/word/2010/wordml" wp14:textId="77777777">
-      <w:pPr>
-        <w:pStyle w:val="FirstParagraph"/>
-      </w:pPr>
-      <w:r>
-        <w:rPr/>
-        <w:t>Don Stengel was a stand-out high school baseball player at Highland High School (now</w:t>
-      </w:r>
-      <w:r>
-        <w:rPr/>
-        <w:t xml:space="preserve"> </w:t>
-      </w:r>
-      <w:r>
-        <w:rPr/>
-        <w:t xml:space="preserve">Skyview) graduating in 1978. He now </w:t>
-      </w:r>
-      <w:r>
-        <w:rPr/>
-        <w:t>resides</w:t>
-      </w:r>
-      <w:r>
-        <w:rPr/>
-        <w:t xml:space="preserve"> in Loveland with his lovely wife Patti. He has</w:t>
-      </w:r>
-      <w:r>
-        <w:rPr/>
-        <w:t xml:space="preserve"> </w:t>
-      </w:r>
-      <w:r>
-        <w:rPr/>
-        <w:t>five children: Candace, LeeAnn, Jennifer, Deidra, and Casey.</w:t>
-      </w:r>
-      <w:r>
-        <w:rPr/>
-        <w:t xml:space="preserve"> </w:t>
-      </w:r>
-      <w:r>
-        <w:rPr/>
-        <w:t>Stengel played Independent Professional Baseball in Idaho Falls and worked as a</w:t>
-      </w:r>
-      <w:r>
-        <w:rPr/>
-        <w:t xml:space="preserve"> </w:t>
-      </w:r>
-      <w:r>
-        <w:rPr/>
-        <w:t>professional scout with the Atlanta Braves and the Kansas City Royals. Don handled head-</w:t>
-      </w:r>
-      <w:r>
-        <w:rPr/>
-        <w:t xml:space="preserve"> </w:t>
-      </w:r>
-      <w:r>
-        <w:rPr/>
-        <w:t>coaching responsibilities at South High School, Golden High School, and the Academy of</w:t>
-      </w:r>
-      <w:r>
-        <w:rPr/>
-        <w:t xml:space="preserve"> </w:t>
-      </w:r>
-      <w:r>
-        <w:rPr/>
-        <w:t>Charter Schools. He was also a coach with the Englewood Redbirds (Stan Musial-Semi-</w:t>
-      </w:r>
-      <w:r>
-        <w:rPr/>
-        <w:t xml:space="preserve"> </w:t>
-      </w:r>
-      <w:r>
-        <w:rPr/>
-        <w:t xml:space="preserve">Professional League) for 12 years where he </w:t>
-      </w:r>
-      <w:r>
-        <w:rPr/>
-        <w:t>assisted</w:t>
-      </w:r>
-      <w:r>
-        <w:rPr/>
-        <w:t xml:space="preserve"> the legendary Hans Robinson.</w:t>
-      </w:r>
-      <w:r>
-        <w:rPr/>
-        <w:t xml:space="preserve"> </w:t>
-      </w:r>
-      <w:r>
-        <w:rPr/>
-        <w:t>Don began umpiring in 1985 with the Colorado High School Baseball Umpires Association</w:t>
-      </w:r>
-      <w:r>
-        <w:rPr/>
-        <w:t xml:space="preserve"> </w:t>
-      </w:r>
-      <w:r>
-        <w:rPr/>
-        <w:t>and eventually served as an area director with Dan Weikle and Don Rolfe in 1989.</w:t>
-      </w:r>
-      <w:r>
-        <w:rPr/>
-        <w:t xml:space="preserve"> He was a</w:t>
-      </w:r>
-      <w:r>
-        <w:rPr/>
-        <w:t xml:space="preserve"> </w:t>
-      </w:r>
-      <w:r>
-        <w:rPr/>
-        <w:t>founding member of the Colorado Collegiate Umpire Association and worked collegiately in</w:t>
-      </w:r>
-      <w:r>
-        <w:rPr/>
-        <w:t xml:space="preserve"> </w:t>
-      </w:r>
-      <w:r>
-        <w:rPr/>
-        <w:t>the Western Athletic Conference and the Rocky Mountain Athletic Conference.</w:t>
-      </w:r>
-      <w:r>
-        <w:rPr/>
-        <w:t xml:space="preserve"> </w:t>
-      </w:r>
-      <w:r>
-        <w:rPr/>
-        <w:t xml:space="preserve">Don was a fixture at the high school </w:t>
-      </w:r>
-      <w:r>
-        <w:rPr/>
-        <w:t>post season</w:t>
-      </w:r>
-      <w:r>
-        <w:rPr/>
-        <w:t xml:space="preserve"> tournaments and worked six state</w:t>
-      </w:r>
-      <w:r>
-        <w:rPr/>
-        <w:t xml:space="preserve"> </w:t>
-      </w:r>
-      <w:r>
-        <w:rPr/>
-        <w:t>championship games, including a memorable game between Lamar and La Junta which</w:t>
-      </w:r>
-      <w:r>
-        <w:rPr/>
-        <w:t xml:space="preserve"> </w:t>
-      </w:r>
-      <w:r>
-        <w:rPr/>
-        <w:t>lasted 15 innings. His crew mates were Dan Ringsby and Dave Baker.</w:t>
-      </w:r>
-    </w:p>
-    <w:p>
-      <w:pPr>
-        <w:pStyle w:val="BodyText"/>
-      </w:pPr>
-    </w:p>
-    <w:p>
-      <w:pPr>
-        <w:pStyle w:val="Heading2"/>
-        <w:spacing w:before="261" w:beforeAutospacing="off" w:after="261" w:afterAutospacing="off" w:line="300" w:lineRule="auto"/>
-      </w:pPr>
-      <w:r>
-        <w:rPr>
-          <w:rFonts w:ascii="Segoe UI" w:hAnsi="Segoe UI" w:eastAsia="Segoe UI" w:cs="Segoe UI"/>
-          <w:b w:val="1"/>
-          <w:bCs w:val="1"/>
-          <w:i w:val="0"/>
-          <w:iCs w:val="0"/>
-          <w:noProof w:val="0"/>
-          <w:sz w:val="31"/>
-          <w:szCs w:val="31"/>
-          <w:lang w:val="en-US"/>
-        </w:rPr>
-        <w:t>Revised Biography: Don Stengel</w:t>
-      </w:r>
-    </w:p>
-    <w:p>
+    <w:p ns2:paraId="7F888E17" ns2:textId="2CCD2D31">
       <w:pPr>
         <w:spacing w:before="210" w:beforeAutospacing="off" w:after="210" w:afterAutospacing="off" w:line="300" w:lineRule="auto"/>
       </w:pPr>
@@ -195,7 +21,7 @@
         <w:t>Don Stengel was a stand‑out high school baseball player at Highland High School (now Skyview), graduating in 1978. He now resides in Loveland with his wife, Patti, and is the proud father of five children: Candace, LeeAnn, Jennifer, Deidra, and Casey.</w:t>
       </w:r>
     </w:p>
-    <w:p>
+    <w:p ns2:paraId="170AF05C" ns2:textId="1A71E744">
       <w:pPr>
         <w:spacing w:before="210" w:beforeAutospacing="off" w:after="210" w:afterAutospacing="off" w:line="300" w:lineRule="auto"/>
       </w:pPr>
@@ -214,7 +40,7 @@
         <w:t>Don played Independent Professional Baseball in Idaho Falls and later worked as a professional scout with both the Atlanta Braves and the Kansas City Royals. He also served as a head coach at South High School, Golden High School, and the Academy of Charter Schools. In addition, Don spent 12 years coaching with the Englewood Redbirds of the Stan Musial Semi‑Professional League, where he worked alongside the legendary Hans Robinson.</w:t>
       </w:r>
     </w:p>
-    <w:p>
+    <w:p ns2:paraId="50B3B17F" ns2:textId="0B042A56">
       <w:pPr>
         <w:spacing w:before="210" w:beforeAutospacing="off" w:after="210" w:afterAutospacing="off" w:line="300" w:lineRule="auto"/>
       </w:pPr>
@@ -233,7 +59,7 @@
         <w:t>Don began umpiring in 1985 with the Colorado High School Baseball Umpires Association and eventually served as an Area Director in 1989 alongside Dan Weikle and Don Rolfe. He was also a founding member of the Colorado Collegiate Umpire Association and worked collegiate baseball in the Western Athletic Conference and the Rocky Mountain Athletic Conference.</w:t>
       </w:r>
     </w:p>
-    <w:p>
+    <w:p ns2:paraId="65364F6B" ns2:textId="0D85DA53">
       <w:pPr>
         <w:spacing w:before="210" w:beforeAutospacing="off" w:after="210" w:afterAutospacing="off" w:line="300" w:lineRule="auto"/>
       </w:pPr>
@@ -252,7 +78,7 @@
         <w:t>A fixture in high school postseason tournaments, Don officiated six state championship games. One of his most memorable assignments was a 15‑inning battle between Lamar and La Junta, where he worked alongside crew mates Dan Ringsby and Dave Baker.</w:t>
       </w:r>
     </w:p>
-    <w:p>
+    <w:p ns2:paraId="0835A964" ns2:textId="42280DFE">
       <w:pPr>
         <w:pStyle w:val="BodyText"/>
       </w:pPr>
